--- a/docs/test/UAT-4-Test-Summary.docx
+++ b/docs/test/UAT-4-Test-Summary.docx
@@ -436,7 +436,7 @@
                 <w:sz w:val="20"/>
                 <w:szCs w:val="20"/>
               </w:rPr>
-              <w:t>สาขา main (commit d73864f)</w:t>
+              <w:t>สาขา main (commit 9834fbf)</w:t>
             </w:r>
           </w:p>
         </w:tc>
@@ -541,7 +541,7 @@
     <w:sdt>
       <w:sdtPr>
         <w:alias w:val="สารบัญ"/>
-        <w:id w:val="542095650"/>
+        <w:id w:val="1919663609"/>
       </w:sdtPr>
       <w:sdtEndPr>
         <w:rPr>
@@ -574,7 +574,7 @@
           <w:r>
             <w:fldChar w:fldCharType="separate"/>
           </w:r>
-          <w:hyperlink w:anchor="_Toc242979346" w:history="1">
+          <w:hyperlink w:anchor="_Toc242994715" w:history="1">
             <w:r>
               <w:rPr>
                 <w:rStyle w:val="Hyperlink"/>
@@ -600,7 +600,7 @@
               <w:rPr>
                 <w:noProof/>
               </w:rPr>
-              <w:instrText xml:space="preserve"> PAGEREF _Toc242979346 \h </w:instrText>
+              <w:instrText xml:space="preserve"> PAGEREF _Toc242994715 \h </w:instrText>
             </w:r>
             <w:r>
               <w:rPr>
@@ -642,7 +642,7 @@
               <w14:ligatures w14:val="standardContextual"/>
             </w:rPr>
           </w:pPr>
-          <w:hyperlink w:anchor="_Toc242979347" w:history="1">
+          <w:hyperlink w:anchor="_Toc242994716" w:history="1">
             <w:r>
               <w:rPr>
                 <w:rStyle w:val="Hyperlink"/>
@@ -668,7 +668,7 @@
               <w:rPr>
                 <w:noProof/>
               </w:rPr>
-              <w:instrText xml:space="preserve"> PAGEREF _Toc242979347 \h </w:instrText>
+              <w:instrText xml:space="preserve"> PAGEREF _Toc242994716 \h </w:instrText>
             </w:r>
             <w:r>
               <w:rPr>
@@ -710,7 +710,7 @@
               <w14:ligatures w14:val="standardContextual"/>
             </w:rPr>
           </w:pPr>
-          <w:hyperlink w:anchor="_Toc242979348" w:history="1">
+          <w:hyperlink w:anchor="_Toc242994717" w:history="1">
             <w:r>
               <w:rPr>
                 <w:rStyle w:val="Hyperlink"/>
@@ -736,7 +736,7 @@
               <w:rPr>
                 <w:noProof/>
               </w:rPr>
-              <w:instrText xml:space="preserve"> PAGEREF _Toc242979348 \h </w:instrText>
+              <w:instrText xml:space="preserve"> PAGEREF _Toc242994717 \h </w:instrText>
             </w:r>
             <w:r>
               <w:rPr>
@@ -778,7 +778,7 @@
               <w14:ligatures w14:val="standardContextual"/>
             </w:rPr>
           </w:pPr>
-          <w:hyperlink w:anchor="_Toc242979349" w:history="1">
+          <w:hyperlink w:anchor="_Toc242994718" w:history="1">
             <w:r>
               <w:rPr>
                 <w:rStyle w:val="Hyperlink"/>
@@ -804,7 +804,7 @@
               <w:rPr>
                 <w:noProof/>
               </w:rPr>
-              <w:instrText xml:space="preserve"> PAGEREF _Toc242979349 \h </w:instrText>
+              <w:instrText xml:space="preserve"> PAGEREF _Toc242994718 \h </w:instrText>
             </w:r>
             <w:r>
               <w:rPr>
@@ -846,7 +846,7 @@
               <w14:ligatures w14:val="standardContextual"/>
             </w:rPr>
           </w:pPr>
-          <w:hyperlink w:anchor="_Toc242979350" w:history="1">
+          <w:hyperlink w:anchor="_Toc242994719" w:history="1">
             <w:r>
               <w:rPr>
                 <w:rStyle w:val="Hyperlink"/>
@@ -872,7 +872,7 @@
               <w:rPr>
                 <w:noProof/>
               </w:rPr>
-              <w:instrText xml:space="preserve"> PAGEREF _Toc242979350 \h </w:instrText>
+              <w:instrText xml:space="preserve"> PAGEREF _Toc242994719 \h </w:instrText>
             </w:r>
             <w:r>
               <w:rPr>
@@ -914,7 +914,7 @@
               <w14:ligatures w14:val="standardContextual"/>
             </w:rPr>
           </w:pPr>
-          <w:hyperlink w:anchor="_Toc242979351" w:history="1">
+          <w:hyperlink w:anchor="_Toc242994720" w:history="1">
             <w:r>
               <w:rPr>
                 <w:rStyle w:val="Hyperlink"/>
@@ -940,7 +940,7 @@
               <w:rPr>
                 <w:noProof/>
               </w:rPr>
-              <w:instrText xml:space="preserve"> PAGEREF _Toc242979351 \h </w:instrText>
+              <w:instrText xml:space="preserve"> PAGEREF _Toc242994720 \h </w:instrText>
             </w:r>
             <w:r>
               <w:rPr>
@@ -1036,7 +1036,7 @@
         </w:pBdr>
         <w:spacing w:after="200"/>
       </w:pPr>
-      <w:bookmarkStart w:id="0" w:name="_Toc242979346"/>
+      <w:bookmarkStart w:id="0" w:name="_Toc242994715"/>
       <w:r>
         <w:rPr>
           <w:b/>
@@ -1548,7 +1548,7 @@
         </w:pBdr>
         <w:spacing w:after="200"/>
       </w:pPr>
-      <w:bookmarkStart w:id="1" w:name="_Toc242979347"/>
+      <w:bookmarkStart w:id="1" w:name="_Toc242994716"/>
       <w:r>
         <w:rPr>
           <w:b/>
@@ -3677,7 +3677,7 @@
         </w:pBdr>
         <w:spacing w:after="200"/>
       </w:pPr>
-      <w:bookmarkStart w:id="2" w:name="_Toc242979348"/>
+      <w:bookmarkStart w:id="2" w:name="_Toc242994717"/>
       <w:r>
         <w:rPr>
           <w:b/>
@@ -5734,7 +5734,7 @@
                 <w:sz w:val="15"/>
                 <w:szCs w:val="15"/>
               </w:rPr>
-              <w:t>ทุกบทบาท</w:t>
+              <w:t>ผู้ดูแล/ผู้จัดการ</w:t>
             </w:r>
           </w:p>
         </w:tc>
@@ -5971,7 +5971,7 @@
                 <w:sz w:val="15"/>
                 <w:szCs w:val="15"/>
               </w:rPr>
-              <w:t>ทุกบทบาท</w:t>
+              <w:t>ผู้ดูแล/ผู้จัดการ</w:t>
             </w:r>
           </w:p>
         </w:tc>
@@ -6206,7 +6206,7 @@
                 <w:sz w:val="15"/>
                 <w:szCs w:val="15"/>
               </w:rPr>
-              <w:t>ทุกบทบาท</w:t>
+              <w:t>ผู้ดูแล/ผู้จัดการ</w:t>
             </w:r>
           </w:p>
         </w:tc>
@@ -6648,7 +6648,7 @@
                 <w:sz w:val="15"/>
                 <w:szCs w:val="15"/>
               </w:rPr>
-              <w:t>ผู้ดูรายงาน (viewer) แก้ข้อมูลกองยานไม่ได้</w:t>
+              <w:t>ผู้ดูรายงาน (viewer) เห็นเฉพาะรายงานและแก้ข้อมูลไม่ได้</w:t>
             </w:r>
           </w:p>
         </w:tc>
@@ -6915,7 +6915,7 @@
                 <w:sz w:val="15"/>
                 <w:szCs w:val="15"/>
               </w:rPr>
-              <w:t>ทุกบทบาท</w:t>
+              <w:t>ผู้ดูแล/ผู้จัดการ</w:t>
             </w:r>
           </w:p>
         </w:tc>
@@ -7859,7 +7859,7 @@
                 <w:sz w:val="15"/>
                 <w:szCs w:val="15"/>
               </w:rPr>
-              <w:t>ทุกบทบาท</w:t>
+              <w:t>ผู้ดูแล/ผู้จัดการ</w:t>
             </w:r>
           </w:p>
         </w:tc>
@@ -8094,7 +8094,7 @@
                 <w:sz w:val="15"/>
                 <w:szCs w:val="15"/>
               </w:rPr>
-              <w:t>ทุกบทบาท</w:t>
+              <w:t>ผู้ดูแล/ผู้จัดการ</w:t>
             </w:r>
           </w:p>
         </w:tc>
@@ -11871,7 +11871,7 @@
                 <w:sz w:val="15"/>
                 <w:szCs w:val="15"/>
               </w:rPr>
-              <w:t>ทุกบทบาท</w:t>
+              <w:t>ผู้ดูแล/ผู้จัดการ</w:t>
             </w:r>
           </w:p>
         </w:tc>
@@ -12502,7 +12502,7 @@
         </w:pBdr>
         <w:spacing w:after="200"/>
       </w:pPr>
-      <w:bookmarkStart w:id="3" w:name="_Toc242979349"/>
+      <w:bookmarkStart w:id="3" w:name="_Toc242994718"/>
       <w:r>
         <w:rPr>
           <w:b/>
@@ -14523,7 +14523,7 @@
         </w:pBdr>
         <w:spacing w:after="200"/>
       </w:pPr>
-      <w:bookmarkStart w:id="4" w:name="_Toc242979350"/>
+      <w:bookmarkStart w:id="4" w:name="_Toc242994719"/>
       <w:r>
         <w:rPr>
           <w:b/>
@@ -14956,7 +14956,7 @@
         </w:pBdr>
         <w:spacing w:after="200"/>
       </w:pPr>
-      <w:bookmarkStart w:id="5" w:name="_Toc242979351"/>
+      <w:bookmarkStart w:id="5" w:name="_Toc242994720"/>
       <w:r>
         <w:rPr>
           <w:b/>
@@ -16142,10 +16142,10 @@
 <file path=word/numbering.xml><?xml version="1.0" encoding="utf-8"?>
 <w:numbering xmlns:wpc="http://schemas.microsoft.com/office/word/2010/wordprocessingCanvas" xmlns:cx="http://schemas.microsoft.com/office/drawing/2014/chartex" xmlns:cx1="http://schemas.microsoft.com/office/drawing/2015/9/8/chartex" xmlns:cx2="http://schemas.microsoft.com/office/drawing/2015/10/21/chartex" xmlns:cx3="http://schemas.microsoft.com/office/drawing/2016/5/9/chartex" xmlns:cx4="http://schemas.microsoft.com/office/drawing/2016/5/10/chartex" xmlns:cx5="http://schemas.microsoft.com/office/drawing/2016/5/11/chartex" xmlns:cx6="http://schemas.microsoft.com/office/drawing/2016/5/12/chartex" xmlns:cx7="http://schemas.microsoft.com/office/drawing/2016/5/13/chartex" xmlns:cx8="http://schemas.microsoft.com/office/drawing/2016/5/14/chartex" xmlns:mc="http://schemas.openxmlformats.org/markup-compatibility/2006" xmlns:aink="http://schemas.microsoft.com/office/drawing/2016/ink" xmlns:am3d="http://schemas.microsoft.com/office/drawing/2017/model3d" xmlns:o="urn:schemas-microsoft-com:office:office" xmlns:oel="http://schemas.microsoft.com/office/2019/extlst" xmlns:r="http://schemas.openxmlformats.org/officeDocument/2006/relationships" xmlns:m="http://schemas.openxmlformats.org/officeDocument/2006/math" xmlns:v="urn:schemas-microsoft-com:vml" xmlns:wp14="http://schemas.microsoft.com/office/word/2010/wordprocessingDrawing" xmlns:wp="http://schemas.openxmlformats.org/drawingml/2006/wordprocessingDrawing" xmlns:w10="urn:schemas-microsoft-com:office:word" xmlns:w="http://schemas.openxmlformats.org/wordprocessingml/2006/main" xmlns:w14="http://schemas.microsoft.com/office/word/2010/wordml" xmlns:w15="http://schemas.microsoft.com/office/word/2012/wordml" xmlns:w16cex="http://schemas.microsoft.com/office/word/2018/wordml/cex" xmlns:w16cid="http://schemas.microsoft.com/office/word/2016/wordml/cid" xmlns:w16="http://schemas.microsoft.com/office/word/2018/wordml" xmlns:w16du="http://schemas.microsoft.com/office/word/2023/wordml/word16du" xmlns:w16sdtdh="http://schemas.microsoft.com/office/word/2020/wordml/sdtdatahash" xmlns:w16sdtfl="http://schemas.microsoft.com/office/word/2024/wordml/sdtformatlock" xmlns:w16se="http://schemas.microsoft.com/office/word/2015/wordml/symex" xmlns:wpg="http://schemas.microsoft.com/office/word/2010/wordprocessingGroup" xmlns:wpi="http://schemas.microsoft.com/office/word/2010/wordprocessingInk" xmlns:wne="http://schemas.microsoft.com/office/word/2006/wordml" xmlns:wps="http://schemas.microsoft.com/office/word/2010/wordprocessingShape" mc:Ignorable="w14 w15 w16se w16cid w16 w16cex w16sdtdh w16sdtfl w16du wp14">
   <w:abstractNum w:abstractNumId="0" w15:restartNumberingAfterBreak="0">
-    <w:nsid w:val="2AB641CA"/>
+    <w:nsid w:val="3C5F3FFB"/>
     <w:multiLevelType w:val="hybridMultilevel"/>
-    <w:tmpl w:val="63A2C4CA"/>
-    <w:lvl w:ilvl="0" w:tplc="0B54E27E" w:tentative="1">
+    <w:tmpl w:val="7F960B60"/>
+    <w:lvl w:ilvl="0" w:tplc="AC84FA1A" w:tentative="1">
       <w:start w:val="1"/>
       <w:numFmt w:val="decimal"/>
       <w:lvlText w:val="%1."/>
@@ -16154,52 +16154,106 @@
         <w:ind w:left="540" w:hanging="360"/>
       </w:pPr>
     </w:lvl>
-    <w:lvl w:ilvl="1" w:tplc="8236F834">
+    <w:lvl w:ilvl="1" w:tplc="54640BAA">
       <w:numFmt w:val="decimal"/>
       <w:lvlText w:val=""/>
       <w:lvlJc w:val="left"/>
     </w:lvl>
-    <w:lvl w:ilvl="2" w:tplc="72F80086">
+    <w:lvl w:ilvl="2" w:tplc="E40C3AC2">
       <w:numFmt w:val="decimal"/>
       <w:lvlText w:val=""/>
       <w:lvlJc w:val="left"/>
     </w:lvl>
-    <w:lvl w:ilvl="3" w:tplc="82A4663E">
+    <w:lvl w:ilvl="3" w:tplc="A00A205A">
       <w:numFmt w:val="decimal"/>
       <w:lvlText w:val=""/>
       <w:lvlJc w:val="left"/>
     </w:lvl>
-    <w:lvl w:ilvl="4" w:tplc="C0CC0586">
+    <w:lvl w:ilvl="4" w:tplc="94C28164">
       <w:numFmt w:val="decimal"/>
       <w:lvlText w:val=""/>
       <w:lvlJc w:val="left"/>
     </w:lvl>
-    <w:lvl w:ilvl="5" w:tplc="34DC652A">
+    <w:lvl w:ilvl="5" w:tplc="54FA84A4">
       <w:numFmt w:val="decimal"/>
       <w:lvlText w:val=""/>
       <w:lvlJc w:val="left"/>
     </w:lvl>
-    <w:lvl w:ilvl="6" w:tplc="7922823C">
+    <w:lvl w:ilvl="6" w:tplc="17602A02">
       <w:numFmt w:val="decimal"/>
       <w:lvlText w:val=""/>
       <w:lvlJc w:val="left"/>
     </w:lvl>
-    <w:lvl w:ilvl="7" w:tplc="D9FA04F6">
+    <w:lvl w:ilvl="7" w:tplc="D7A0D7B6">
       <w:numFmt w:val="decimal"/>
       <w:lvlText w:val=""/>
       <w:lvlJc w:val="left"/>
     </w:lvl>
-    <w:lvl w:ilvl="8" w:tplc="D3DC2D3E">
+    <w:lvl w:ilvl="8" w:tplc="070E0A14">
       <w:numFmt w:val="decimal"/>
       <w:lvlText w:val=""/>
       <w:lvlJc w:val="left"/>
     </w:lvl>
   </w:abstractNum>
   <w:abstractNum w:abstractNumId="1" w15:restartNumberingAfterBreak="0">
-    <w:nsid w:val="5228219E"/>
+    <w:nsid w:val="525F4D87"/>
     <w:multiLevelType w:val="hybridMultilevel"/>
-    <w:tmpl w:val="F34AE9EA"/>
-    <w:lvl w:ilvl="0" w:tplc="54221970" w:tentative="1">
+    <w:tmpl w:val="EEB4036A"/>
+    <w:lvl w:ilvl="0" w:tplc="574A38E6" w:tentative="1">
+      <w:start w:val="1"/>
+      <w:numFmt w:val="bullet"/>
+      <w:lvlText w:val="•"/>
+      <w:lvlJc w:val="left"/>
+      <w:pPr>
+        <w:ind w:left="540" w:hanging="270"/>
+      </w:pPr>
+    </w:lvl>
+    <w:lvl w:ilvl="1" w:tplc="62AA8B36">
+      <w:numFmt w:val="decimal"/>
+      <w:lvlText w:val=""/>
+      <w:lvlJc w:val="left"/>
+    </w:lvl>
+    <w:lvl w:ilvl="2" w:tplc="2FF2C12A">
+      <w:numFmt w:val="decimal"/>
+      <w:lvlText w:val=""/>
+      <w:lvlJc w:val="left"/>
+    </w:lvl>
+    <w:lvl w:ilvl="3" w:tplc="0D76A53E">
+      <w:numFmt w:val="decimal"/>
+      <w:lvlText w:val=""/>
+      <w:lvlJc w:val="left"/>
+    </w:lvl>
+    <w:lvl w:ilvl="4" w:tplc="A6EC42AA">
+      <w:numFmt w:val="decimal"/>
+      <w:lvlText w:val=""/>
+      <w:lvlJc w:val="left"/>
+    </w:lvl>
+    <w:lvl w:ilvl="5" w:tplc="FBE88BAA">
+      <w:numFmt w:val="decimal"/>
+      <w:lvlText w:val=""/>
+      <w:lvlJc w:val="left"/>
+    </w:lvl>
+    <w:lvl w:ilvl="6" w:tplc="85186506">
+      <w:numFmt w:val="decimal"/>
+      <w:lvlText w:val=""/>
+      <w:lvlJc w:val="left"/>
+    </w:lvl>
+    <w:lvl w:ilvl="7" w:tplc="2EB09364">
+      <w:numFmt w:val="decimal"/>
+      <w:lvlText w:val=""/>
+      <w:lvlJc w:val="left"/>
+    </w:lvl>
+    <w:lvl w:ilvl="8" w:tplc="D6A861FA">
+      <w:numFmt w:val="decimal"/>
+      <w:lvlText w:val=""/>
+      <w:lvlJc w:val="left"/>
+    </w:lvl>
+  </w:abstractNum>
+  <w:abstractNum w:abstractNumId="2" w15:restartNumberingAfterBreak="0">
+    <w:nsid w:val="57E819A3"/>
+    <w:multiLevelType w:val="hybridMultilevel"/>
+    <w:tmpl w:val="1B8E5728"/>
+    <w:lvl w:ilvl="0" w:tplc="336898AA" w:tentative="1">
       <w:start w:val="1"/>
       <w:numFmt w:val="bullet"/>
       <w:lvlText w:val="●"/>
@@ -16208,7 +16262,7 @@
         <w:ind w:left="720" w:hanging="360"/>
       </w:pPr>
     </w:lvl>
-    <w:lvl w:ilvl="1" w:tplc="319A6780" w:tentative="1">
+    <w:lvl w:ilvl="1" w:tplc="299815A4" w:tentative="1">
       <w:start w:val="1"/>
       <w:numFmt w:val="bullet"/>
       <w:lvlText w:val="○"/>
@@ -16217,7 +16271,7 @@
         <w:ind w:left="1440" w:hanging="360"/>
       </w:pPr>
     </w:lvl>
-    <w:lvl w:ilvl="2" w:tplc="F83E171C" w:tentative="1">
+    <w:lvl w:ilvl="2" w:tplc="78C6CEFE" w:tentative="1">
       <w:start w:val="1"/>
       <w:numFmt w:val="bullet"/>
       <w:lvlText w:val="■"/>
@@ -16226,7 +16280,7 @@
         <w:ind w:left="2160" w:hanging="360"/>
       </w:pPr>
     </w:lvl>
-    <w:lvl w:ilvl="3" w:tplc="11207B42" w:tentative="1">
+    <w:lvl w:ilvl="3" w:tplc="698CB9E6" w:tentative="1">
       <w:start w:val="1"/>
       <w:numFmt w:val="bullet"/>
       <w:lvlText w:val="●"/>
@@ -16235,7 +16289,7 @@
         <w:ind w:left="2880" w:hanging="360"/>
       </w:pPr>
     </w:lvl>
-    <w:lvl w:ilvl="4" w:tplc="0A20C448" w:tentative="1">
+    <w:lvl w:ilvl="4" w:tplc="1AE2C2DE" w:tentative="1">
       <w:start w:val="1"/>
       <w:numFmt w:val="bullet"/>
       <w:lvlText w:val="○"/>
@@ -16244,7 +16298,7 @@
         <w:ind w:left="3600" w:hanging="360"/>
       </w:pPr>
     </w:lvl>
-    <w:lvl w:ilvl="5" w:tplc="A6D47DE6" w:tentative="1">
+    <w:lvl w:ilvl="5" w:tplc="7BC01236" w:tentative="1">
       <w:start w:val="1"/>
       <w:numFmt w:val="bullet"/>
       <w:lvlText w:val="■"/>
@@ -16253,7 +16307,7 @@
         <w:ind w:left="4320" w:hanging="360"/>
       </w:pPr>
     </w:lvl>
-    <w:lvl w:ilvl="6" w:tplc="4CACF482" w:tentative="1">
+    <w:lvl w:ilvl="6" w:tplc="F1B2BB5C" w:tentative="1">
       <w:start w:val="1"/>
       <w:numFmt w:val="bullet"/>
       <w:lvlText w:val="●"/>
@@ -16262,7 +16316,7 @@
         <w:ind w:left="5040" w:hanging="360"/>
       </w:pPr>
     </w:lvl>
-    <w:lvl w:ilvl="7" w:tplc="DC9A79DA" w:tentative="1">
+    <w:lvl w:ilvl="7" w:tplc="398AD826" w:tentative="1">
       <w:start w:val="1"/>
       <w:numFmt w:val="bullet"/>
       <w:lvlText w:val="●"/>
@@ -16271,7 +16325,7 @@
         <w:ind w:left="5760" w:hanging="360"/>
       </w:pPr>
     </w:lvl>
-    <w:lvl w:ilvl="8" w:tplc="21647CF2" w:tentative="1">
+    <w:lvl w:ilvl="8" w:tplc="E196D77A" w:tentative="1">
       <w:start w:val="1"/>
       <w:numFmt w:val="bullet"/>
       <w:lvlText w:val="●"/>
@@ -16281,62 +16335,8 @@
       </w:pPr>
     </w:lvl>
   </w:abstractNum>
-  <w:abstractNum w:abstractNumId="2" w15:restartNumberingAfterBreak="0">
-    <w:nsid w:val="711167FD"/>
-    <w:multiLevelType w:val="hybridMultilevel"/>
-    <w:tmpl w:val="50146FAC"/>
-    <w:lvl w:ilvl="0" w:tplc="8AD6C152" w:tentative="1">
-      <w:start w:val="1"/>
-      <w:numFmt w:val="bullet"/>
-      <w:lvlText w:val="•"/>
-      <w:lvlJc w:val="left"/>
-      <w:pPr>
-        <w:ind w:left="540" w:hanging="270"/>
-      </w:pPr>
-    </w:lvl>
-    <w:lvl w:ilvl="1" w:tplc="E57ED97A">
-      <w:numFmt w:val="decimal"/>
-      <w:lvlText w:val=""/>
-      <w:lvlJc w:val="left"/>
-    </w:lvl>
-    <w:lvl w:ilvl="2" w:tplc="D4B810A6">
-      <w:numFmt w:val="decimal"/>
-      <w:lvlText w:val=""/>
-      <w:lvlJc w:val="left"/>
-    </w:lvl>
-    <w:lvl w:ilvl="3" w:tplc="029C775C">
-      <w:numFmt w:val="decimal"/>
-      <w:lvlText w:val=""/>
-      <w:lvlJc w:val="left"/>
-    </w:lvl>
-    <w:lvl w:ilvl="4" w:tplc="62EEB518">
-      <w:numFmt w:val="decimal"/>
-      <w:lvlText w:val=""/>
-      <w:lvlJc w:val="left"/>
-    </w:lvl>
-    <w:lvl w:ilvl="5" w:tplc="D26AC8DA">
-      <w:numFmt w:val="decimal"/>
-      <w:lvlText w:val=""/>
-      <w:lvlJc w:val="left"/>
-    </w:lvl>
-    <w:lvl w:ilvl="6" w:tplc="F6E66588">
-      <w:numFmt w:val="decimal"/>
-      <w:lvlText w:val=""/>
-      <w:lvlJc w:val="left"/>
-    </w:lvl>
-    <w:lvl w:ilvl="7" w:tplc="89ECB24C">
-      <w:numFmt w:val="decimal"/>
-      <w:lvlText w:val=""/>
-      <w:lvlJc w:val="left"/>
-    </w:lvl>
-    <w:lvl w:ilvl="8" w:tplc="8444C738">
-      <w:numFmt w:val="decimal"/>
-      <w:lvlText w:val=""/>
-      <w:lvlJc w:val="left"/>
-    </w:lvl>
-  </w:abstractNum>
-  <w:num w:numId="1" w16cid:durableId="1465729219">
-    <w:abstractNumId w:val="1"/>
+  <w:num w:numId="1" w16cid:durableId="336347902">
+    <w:abstractNumId w:val="2"/>
     <w:lvlOverride w:ilvl="0">
       <w:startOverride w:val="1"/>
     </w:lvlOverride>
@@ -16966,7 +16966,7 @@
     <w:autoRedefine/>
     <w:uiPriority w:val="39"/>
     <w:unhideWhenUsed/>
-    <w:rsid w:val="00FC4EA7"/>
+    <w:rsid w:val="00A330E6"/>
     <w:pPr>
       <w:spacing w:after="100"/>
     </w:pPr>
